--- a/mgrpic/ANEXO_MGRPIC.docx
+++ b/mgrpic/ANEXO_MGRPIC.docx
@@ -3585,6 +3585,840 @@
     <w:p/>
     <w:p>
       <w:pPr>
+        <w:spacing w:before="280" w:after="120"/>
+        <w:pBdr>
+          <w:bottom w:val="single" w:sz="6" w:color="1F3864"/>
+        </w:pBdr>
+      </w:pPr>
+      <w:r>
+        <w:rPr>
+          <w:rFonts w:ascii="Calibri" w:hAnsi="Calibri"/>
+          <w:b/>
+          <w:color w:val="1F3864"/>
+          <w:sz w:val="26"/>
+        </w:rPr>
+        <w:t>6. Capturas de pantalla de la aplicación</w:t>
+      </w:r>
+    </w:p>
+    <w:p>
+      <w:pPr>
+        <w:spacing w:before="0" w:after="160"/>
+        <w:jc w:val="left"/>
+      </w:pPr>
+      <w:r>
+        <w:rPr>
+          <w:rFonts w:ascii="Calibri" w:hAnsi="Calibri"/>
+          <w:b w:val="0"/>
+          <w:i w:val="0"/>
+          <w:color w:val="1C2535"/>
+          <w:sz w:val="20"/>
+        </w:rPr>
+        <w:t>Las siguientes imágenes muestran las pantallas principales de la MGRPIC v3.0. La herramienta se ejecuta íntegramente en el navegador, sin instalación ni conexión a internet.</w:t>
+      </w:r>
+    </w:p>
+    <w:p>
+      <w:pPr>
+        <w:spacing w:before="160" w:after="40"/>
+        <w:jc w:val="center"/>
+      </w:pPr>
+      <w:r>
+        <w:drawing>
+          <wp:inline xmlns:a="http://schemas.openxmlformats.org/drawingml/2006/main" xmlns:pic="http://schemas.openxmlformats.org/drawingml/2006/picture">
+            <wp:extent cx="5040000" cy="2940000"/>
+            <wp:docPr id="1" name="Picture 1"/>
+            <wp:cNvGraphicFramePr>
+              <a:graphicFrameLocks noChangeAspect="1"/>
+            </wp:cNvGraphicFramePr>
+            <a:graphic>
+              <a:graphicData uri="http://schemas.openxmlformats.org/drawingml/2006/picture">
+                <pic:pic>
+                  <pic:nvPicPr>
+                    <pic:cNvPr id="0" name="cap0_inicio.png"/>
+                    <pic:cNvPicPr/>
+                  </pic:nvPicPr>
+                  <pic:blipFill>
+                    <a:blip r:embed="rId9"/>
+                    <a:stretch>
+                      <a:fillRect/>
+                    </a:stretch>
+                  </pic:blipFill>
+                  <pic:spPr>
+                    <a:xfrm>
+                      <a:off x="0" y="0"/>
+                      <a:ext cx="5040000" cy="2940000"/>
+                    </a:xfrm>
+                    <a:prstGeom prst="rect"/>
+                  </pic:spPr>
+                </pic:pic>
+              </a:graphicData>
+            </a:graphic>
+          </wp:inline>
+        </w:drawing>
+      </w:r>
+    </w:p>
+    <w:p>
+      <w:pPr>
+        <w:spacing w:before="40" w:after="240"/>
+        <w:jc w:val="center"/>
+      </w:pPr>
+      <w:r>
+        <w:rPr>
+          <w:rFonts w:ascii="Calibri" w:hAnsi="Calibri"/>
+          <w:i/>
+          <w:color w:val="4A5E72"/>
+          <w:sz w:val="18"/>
+        </w:rPr>
+        <w:t>Figura 1. Pantalla de inicio de la MGRPIC. Muestra el acceso a nueva evaluación y las tarjetas informativas sobre el funcionamiento, los niveles de riesgo y el informe generado.</w:t>
+      </w:r>
+    </w:p>
+    <w:p>
+      <w:pPr>
+        <w:spacing w:before="160" w:after="40"/>
+        <w:jc w:val="center"/>
+      </w:pPr>
+      <w:r>
+        <w:drawing>
+          <wp:inline xmlns:a="http://schemas.openxmlformats.org/drawingml/2006/main" xmlns:pic="http://schemas.openxmlformats.org/drawingml/2006/picture">
+            <wp:extent cx="5040000" cy="3864000"/>
+            <wp:docPr id="2" name="Picture 2"/>
+            <wp:cNvGraphicFramePr>
+              <a:graphicFrameLocks noChangeAspect="1"/>
+            </wp:cNvGraphicFramePr>
+            <a:graphic>
+              <a:graphicData uri="http://schemas.openxmlformats.org/drawingml/2006/picture">
+                <pic:pic>
+                  <pic:nvPicPr>
+                    <pic:cNvPr id="0" name="cap1_dim1.png"/>
+                    <pic:cNvPicPr/>
+                  </pic:nvPicPr>
+                  <pic:blipFill>
+                    <a:blip r:embed="rId10"/>
+                    <a:stretch>
+                      <a:fillRect/>
+                    </a:stretch>
+                  </pic:blipFill>
+                  <pic:spPr>
+                    <a:xfrm>
+                      <a:off x="0" y="0"/>
+                      <a:ext cx="5040000" cy="3864000"/>
+                    </a:xfrm>
+                    <a:prstGeom prst="rect"/>
+                  </pic:spPr>
+                </pic:pic>
+              </a:graphicData>
+            </a:graphic>
+          </wp:inline>
+        </w:drawing>
+      </w:r>
+    </w:p>
+    <w:p>
+      <w:pPr>
+        <w:spacing w:before="40" w:after="240"/>
+        <w:jc w:val="center"/>
+      </w:pPr>
+      <w:r>
+        <w:rPr>
+          <w:rFonts w:ascii="Calibri" w:hAnsi="Calibri"/>
+          <w:i/>
+          <w:color w:val="4A5E72"/>
+          <w:sz w:val="18"/>
+        </w:rPr>
+        <w:t>Figura 2. Evaluación de la Dimensión I — Volatilidad. Los cuatro indicadores (V.1 a V.4) deben responderse antes de continuar. El contador de progreso indica los indicadores completados.</w:t>
+      </w:r>
+    </w:p>
+    <w:p>
+      <w:pPr>
+        <w:spacing w:before="160" w:after="40"/>
+        <w:jc w:val="center"/>
+      </w:pPr>
+      <w:r>
+        <w:drawing>
+          <wp:inline xmlns:a="http://schemas.openxmlformats.org/drawingml/2006/main" xmlns:pic="http://schemas.openxmlformats.org/drawingml/2006/picture">
+            <wp:extent cx="5040000" cy="3612000"/>
+            <wp:docPr id="3" name="Picture 3"/>
+            <wp:cNvGraphicFramePr>
+              <a:graphicFrameLocks noChangeAspect="1"/>
+            </wp:cNvGraphicFramePr>
+            <a:graphic>
+              <a:graphicData uri="http://schemas.openxmlformats.org/drawingml/2006/picture">
+                <pic:pic>
+                  <pic:nvPicPr>
+                    <pic:cNvPr id="0" name="cap5_resultados.png"/>
+                    <pic:cNvPicPr/>
+                  </pic:nvPicPr>
+                  <pic:blipFill>
+                    <a:blip r:embed="rId11"/>
+                    <a:stretch>
+                      <a:fillRect/>
+                    </a:stretch>
+                  </pic:blipFill>
+                  <pic:spPr>
+                    <a:xfrm>
+                      <a:off x="0" y="0"/>
+                      <a:ext cx="5040000" cy="3612000"/>
+                    </a:xfrm>
+                    <a:prstGeom prst="rect"/>
+                  </pic:spPr>
+                </pic:pic>
+              </a:graphicData>
+            </a:graphic>
+          </wp:inline>
+        </w:drawing>
+      </w:r>
+    </w:p>
+    <w:p>
+      <w:pPr>
+        <w:spacing w:before="40" w:after="240"/>
+        <w:jc w:val="center"/>
+      </w:pPr>
+      <w:r>
+        <w:rPr>
+          <w:rFonts w:ascii="Calibri" w:hAnsi="Calibri"/>
+          <w:i/>
+          <w:color w:val="4A5E72"/>
+          <w:sz w:val="18"/>
+        </w:rPr>
+        <w:t>Figura 3. Pantalla de resultados (Caso C de referencia: 58,75 puntos — nivel ALTO). Muestra la puntuación global, el desglose por dimensión y el protocolo policial de actuación.</w:t>
+      </w:r>
+    </w:p>
+    <w:p>
+      <w:pPr>
+        <w:spacing w:before="160" w:after="40"/>
+        <w:jc w:val="center"/>
+      </w:pPr>
+      <w:r>
+        <w:drawing>
+          <wp:inline xmlns:a="http://schemas.openxmlformats.org/drawingml/2006/main" xmlns:pic="http://schemas.openxmlformats.org/drawingml/2006/picture">
+            <wp:extent cx="5040000" cy="4116000"/>
+            <wp:docPr id="4" name="Picture 4"/>
+            <wp:cNvGraphicFramePr>
+              <a:graphicFrameLocks noChangeAspect="1"/>
+            </wp:cNvGraphicFramePr>
+            <a:graphic>
+              <a:graphicData uri="http://schemas.openxmlformats.org/drawingml/2006/picture">
+                <pic:pic>
+                  <pic:nvPicPr>
+                    <pic:cNvPr id="0" name="cap6_informe.png"/>
+                    <pic:cNvPicPr/>
+                  </pic:nvPicPr>
+                  <pic:blipFill>
+                    <a:blip r:embed="rId12"/>
+                    <a:stretch>
+                      <a:fillRect/>
+                    </a:stretch>
+                  </pic:blipFill>
+                  <pic:spPr>
+                    <a:xfrm>
+                      <a:off x="0" y="0"/>
+                      <a:ext cx="5040000" cy="4116000"/>
+                    </a:xfrm>
+                    <a:prstGeom prst="rect"/>
+                  </pic:spPr>
+                </pic:pic>
+              </a:graphicData>
+            </a:graphic>
+          </wp:inline>
+        </w:drawing>
+      </w:r>
+    </w:p>
+    <w:p>
+      <w:pPr>
+        <w:spacing w:before="40" w:after="240"/>
+        <w:jc w:val="center"/>
+      </w:pPr>
+      <w:r>
+        <w:rPr>
+          <w:rFonts w:ascii="Calibri" w:hAnsi="Calibri"/>
+          <w:i/>
+          <w:color w:val="4A5E72"/>
+          <w:sz w:val="18"/>
+        </w:rPr>
+        <w:t>Figura 4. Informe estructurado generado automáticamente. Incluye los datos del caso, la puntuación y el nivel de riesgo, el desglose por dimensión e indicador, y el protocolo de actuación.</w:t>
+      </w:r>
+    </w:p>
+    <w:p/>
+    <w:p>
+      <w:pPr>
+        <w:spacing w:before="280" w:after="120"/>
+        <w:pBdr>
+          <w:bottom w:val="single" w:sz="6" w:color="1F3864"/>
+        </w:pBdr>
+      </w:pPr>
+      <w:r>
+        <w:rPr>
+          <w:rFonts w:ascii="Calibri" w:hAnsi="Calibri"/>
+          <w:b/>
+          <w:color w:val="1F3864"/>
+          <w:sz w:val="26"/>
+        </w:rPr>
+        <w:t>7. Muestra del informe generado — Caso C (58,75 — ALTO)</w:t>
+      </w:r>
+    </w:p>
+    <w:p>
+      <w:pPr>
+        <w:spacing w:before="0" w:after="160"/>
+        <w:jc w:val="left"/>
+      </w:pPr>
+      <w:r>
+        <w:rPr>
+          <w:rFonts w:ascii="Calibri" w:hAnsi="Calibri"/>
+          <w:b w:val="0"/>
+          <w:i w:val="0"/>
+          <w:color w:val="1C2535"/>
+          <w:sz w:val="20"/>
+        </w:rPr>
+        <w:t>A continuación se reproduce el texto íntegro del informe que la MGRPIC genera automáticamente al concluir la evaluación del Caso C de referencia (BTC + ETH, DP 47/2025, UDEF-BLA). El informe se estructura en seis apartados y está diseñado para adjuntarse al atestado o trasladarse al Ministerio Fiscal.</w:t>
+      </w:r>
+    </w:p>
+    <w:tbl>
+      <w:tblPr>
+        <w:tblW w:type="auto" w:w="0"/>
+        <w:jc w:val="center"/>
+        <w:tblLook w:firstColumn="1" w:firstRow="1" w:lastColumn="0" w:lastRow="0" w:noHBand="0" w:noVBand="1" w:val="04A0"/>
+      </w:tblPr>
+      <w:tblGrid>
+        <w:gridCol w:w="9071"/>
+      </w:tblGrid>
+      <w:tr>
+        <w:tc>
+          <w:tcPr>
+            <w:tcW w:type="dxa" w:w="9071"/>
+            <w:shd w:val="clear" w:color="auto" w:fill="1F3864"/>
+          </w:tcPr>
+          <w:p>
+            <w:pPr>
+              <w:spacing w:before="160" w:after="40"/>
+              <w:jc w:val="center"/>
+            </w:pPr>
+            <w:r>
+              <w:rPr>
+                <w:rFonts w:ascii="Calibri" w:hAnsi="Calibri"/>
+                <w:b/>
+                <w:color w:val="FFFFFF"/>
+                <w:sz w:val="22"/>
+              </w:rPr>
+              <w:t>MGRPIC — INFORME DE EVALUACIÓN DE RIESGO PROCESAL</w:t>
+            </w:r>
+          </w:p>
+          <w:p>
+            <w:pPr>
+              <w:spacing w:before="0" w:after="160"/>
+              <w:jc w:val="center"/>
+            </w:pPr>
+            <w:r>
+              <w:rPr>
+                <w:rFonts w:ascii="Calibri" w:hAnsi="Calibri"/>
+                <w:color w:val="BFD3E8"/>
+                <w:sz w:val="18"/>
+              </w:rPr>
+              <w:t>Matriz de Gestión de Riesgo Procesal en la Incautación de Criptoactivos · v3.0</w:t>
+            </w:r>
+          </w:p>
+        </w:tc>
+      </w:tr>
+    </w:tbl>
+    <w:p/>
+    <w:p>
+      <w:pPr>
+        <w:spacing w:before="120" w:after="40"/>
+      </w:pPr>
+      <w:r>
+        <w:rPr>
+          <w:rFonts w:ascii="Calibri" w:hAnsi="Calibri"/>
+          <w:b/>
+          <w:color w:val="1F3864"/>
+          <w:sz w:val="20"/>
+        </w:rPr>
+        <w:t>1. Datos del caso</w:t>
+      </w:r>
+    </w:p>
+    <w:p>
+      <w:pPr>
+        <w:spacing w:before="20" w:after="20"/>
+        <w:ind w:left="283"/>
+      </w:pPr>
+      <w:r>
+        <w:rPr>
+          <w:rFonts w:ascii="Calibri" w:hAnsi="Calibri"/>
+          <w:b/>
+          <w:color w:val="1C2535"/>
+          <w:sz w:val="19"/>
+        </w:rPr>
+        <w:t xml:space="preserve">Número de diligencias: </w:t>
+      </w:r>
+      <w:r>
+        <w:rPr>
+          <w:rFonts w:ascii="Calibri" w:hAnsi="Calibri"/>
+          <w:color w:val="1C2535"/>
+          <w:sz w:val="19"/>
+        </w:rPr>
+        <w:t>DP 47/2025 — Juzgado Central de Instrucción n.º 3 (AN)</w:t>
+      </w:r>
+    </w:p>
+    <w:p>
+      <w:pPr>
+        <w:spacing w:before="20" w:after="20"/>
+        <w:ind w:left="283"/>
+      </w:pPr>
+      <w:r>
+        <w:rPr>
+          <w:rFonts w:ascii="Calibri" w:hAnsi="Calibri"/>
+          <w:b/>
+          <w:color w:val="1C2535"/>
+          <w:sz w:val="19"/>
+        </w:rPr>
+        <w:t xml:space="preserve">Unidad policial actuante: </w:t>
+      </w:r>
+      <w:r>
+        <w:rPr>
+          <w:rFonts w:ascii="Calibri" w:hAnsi="Calibri"/>
+          <w:color w:val="1C2535"/>
+          <w:sz w:val="19"/>
+        </w:rPr>
+        <w:t>UDEF-BLA — Unidad de Delincuencia Económica y Fiscal</w:t>
+      </w:r>
+    </w:p>
+    <w:p>
+      <w:pPr>
+        <w:spacing w:before="20" w:after="20"/>
+        <w:ind w:left="283"/>
+      </w:pPr>
+      <w:r>
+        <w:rPr>
+          <w:rFonts w:ascii="Calibri" w:hAnsi="Calibri"/>
+          <w:b/>
+          <w:color w:val="1C2535"/>
+          <w:sz w:val="19"/>
+        </w:rPr>
+        <w:t xml:space="preserve">Fecha de incautación: </w:t>
+      </w:r>
+      <w:r>
+        <w:rPr>
+          <w:rFonts w:ascii="Calibri" w:hAnsi="Calibri"/>
+          <w:color w:val="1C2535"/>
+          <w:sz w:val="19"/>
+        </w:rPr>
+        <w:t>2025-03-10</w:t>
+      </w:r>
+    </w:p>
+    <w:p>
+      <w:pPr>
+        <w:spacing w:before="20" w:after="20"/>
+        <w:ind w:left="283"/>
+      </w:pPr>
+      <w:r>
+        <w:rPr>
+          <w:rFonts w:ascii="Calibri" w:hAnsi="Calibri"/>
+          <w:b/>
+          <w:color w:val="1C2535"/>
+          <w:sz w:val="19"/>
+        </w:rPr>
+        <w:t xml:space="preserve">Tipo de activo digital: </w:t>
+      </w:r>
+      <w:r>
+        <w:rPr>
+          <w:rFonts w:ascii="Calibri" w:hAnsi="Calibri"/>
+          <w:color w:val="1C2535"/>
+          <w:sz w:val="19"/>
+        </w:rPr>
+        <w:t>Bitcoin (BTC) + Ethereum (ETH)</w:t>
+      </w:r>
+    </w:p>
+    <w:p>
+      <w:pPr>
+        <w:spacing w:before="20" w:after="20"/>
+        <w:ind w:left="283"/>
+      </w:pPr>
+      <w:r>
+        <w:rPr>
+          <w:rFonts w:ascii="Calibri" w:hAnsi="Calibri"/>
+          <w:b/>
+          <w:color w:val="1C2535"/>
+          <w:sz w:val="19"/>
+        </w:rPr>
+        <w:t xml:space="preserve">Órgano judicial: </w:t>
+      </w:r>
+      <w:r>
+        <w:rPr>
+          <w:rFonts w:ascii="Calibri" w:hAnsi="Calibri"/>
+          <w:color w:val="1C2535"/>
+          <w:sz w:val="19"/>
+        </w:rPr>
+        <w:t>Juzgado Central de Instrucción n.º 3 — Audiencia Nacional</w:t>
+      </w:r>
+    </w:p>
+    <w:p>
+      <w:pPr>
+        <w:spacing w:before="20" w:after="20"/>
+        <w:ind w:left="283"/>
+      </w:pPr>
+      <w:r>
+        <w:rPr>
+          <w:rFonts w:ascii="Calibri" w:hAnsi="Calibri"/>
+          <w:b/>
+          <w:color w:val="1C2535"/>
+          <w:sz w:val="19"/>
+        </w:rPr>
+        <w:t xml:space="preserve">Observaciones: </w:t>
+      </w:r>
+      <w:r>
+        <w:rPr>
+          <w:rFonts w:ascii="Calibri" w:hAnsi="Calibri"/>
+          <w:color w:val="1C2535"/>
+          <w:sz w:val="19"/>
+        </w:rPr>
+        <w:t>Organización criminal transnacional con múltiples investigados. Activos intervenidos en operación coordinada con Europol.</w:t>
+      </w:r>
+    </w:p>
+    <w:p/>
+    <w:tbl>
+      <w:tblPr>
+        <w:tblStyle w:val="TableGrid"/>
+        <w:tblW w:type="auto" w:w="0"/>
+        <w:jc w:val="center"/>
+        <w:tblLook w:firstColumn="1" w:firstRow="1" w:lastColumn="0" w:lastRow="0" w:noHBand="0" w:noVBand="1" w:val="04A0"/>
+      </w:tblPr>
+      <w:tblGrid>
+        <w:gridCol w:w="3024"/>
+        <w:gridCol w:w="3024"/>
+        <w:gridCol w:w="3024"/>
+      </w:tblGrid>
+      <w:tr>
+        <w:tc>
+          <w:tcPr>
+            <w:tcW w:type="dxa" w:w="2835"/>
+            <w:shd w:val="clear" w:color="auto" w:fill="FFF0D9"/>
+          </w:tcPr>
+          <w:p>
+            <w:pPr>
+              <w:spacing w:before="120" w:after="40"/>
+              <w:jc w:val="center"/>
+            </w:pPr>
+            <w:r>
+              <w:rPr>
+                <w:rFonts w:ascii="Calibri" w:hAnsi="Calibri"/>
+                <w:b/>
+                <w:color w:val="A04800"/>
+                <w:sz w:val="16"/>
+              </w:rPr>
+              <w:t>PUNTUACIÓN GLOBAL</w:t>
+            </w:r>
+          </w:p>
+          <w:p>
+            <w:pPr>
+              <w:spacing w:before="40" w:after="120"/>
+              <w:jc w:val="center"/>
+            </w:pPr>
+            <w:r>
+              <w:rPr>
+                <w:rFonts w:ascii="Calibri" w:hAnsi="Calibri"/>
+                <w:b/>
+                <w:color w:val="A04800"/>
+                <w:sz w:val="26"/>
+              </w:rPr>
+              <w:t>58,75 / 100</w:t>
+            </w:r>
+          </w:p>
+        </w:tc>
+        <w:tc>
+          <w:tcPr>
+            <w:tcW w:type="dxa" w:w="2268"/>
+            <w:shd w:val="clear" w:color="auto" w:fill="FF9933"/>
+          </w:tcPr>
+          <w:p>
+            <w:pPr>
+              <w:spacing w:before="120" w:after="40"/>
+              <w:jc w:val="center"/>
+            </w:pPr>
+            <w:r>
+              <w:rPr>
+                <w:rFonts w:ascii="Calibri" w:hAnsi="Calibri"/>
+                <w:b/>
+                <w:color w:val="A04800"/>
+                <w:sz w:val="16"/>
+              </w:rPr>
+              <w:t>NIVEL DE RIESGO</w:t>
+            </w:r>
+          </w:p>
+          <w:p>
+            <w:pPr>
+              <w:spacing w:before="40" w:after="120"/>
+              <w:jc w:val="center"/>
+            </w:pPr>
+            <w:r>
+              <w:rPr>
+                <w:rFonts w:ascii="Calibri" w:hAnsi="Calibri"/>
+                <w:b/>
+                <w:color w:val="A04800"/>
+                <w:sz w:val="26"/>
+              </w:rPr>
+              <w:t>ALTO</w:t>
+            </w:r>
+          </w:p>
+        </w:tc>
+        <w:tc>
+          <w:tcPr>
+            <w:tcW w:type="dxa" w:w="3969"/>
+            <w:shd w:val="clear" w:color="auto" w:fill="FFF0D9"/>
+          </w:tcPr>
+          <w:p>
+            <w:pPr>
+              <w:spacing w:before="120" w:after="40"/>
+              <w:jc w:val="center"/>
+            </w:pPr>
+            <w:r>
+              <w:rPr>
+                <w:rFonts w:ascii="Calibri" w:hAnsi="Calibri"/>
+                <w:b/>
+                <w:color w:val="A04800"/>
+                <w:sz w:val="16"/>
+              </w:rPr>
+              <w:t>DESCRIPCIÓN</w:t>
+            </w:r>
+          </w:p>
+          <w:p>
+            <w:pPr>
+              <w:spacing w:before="40" w:after="120"/>
+              <w:jc w:val="center"/>
+            </w:pPr>
+            <w:r>
+              <w:rPr>
+                <w:rFonts w:ascii="Calibri" w:hAnsi="Calibri"/>
+                <w:b w:val="0"/>
+                <w:color w:val="A04800"/>
+                <w:sz w:val="18"/>
+              </w:rPr>
+              <w:t>Riesgo procesal elevado. Elevar propuesta motivada al Ministerio Fiscal en el plazo más breve posible.</w:t>
+            </w:r>
+          </w:p>
+        </w:tc>
+      </w:tr>
+    </w:tbl>
+    <w:p/>
+    <w:p>
+      <w:pPr>
+        <w:spacing w:before="120" w:after="40"/>
+      </w:pPr>
+      <w:r>
+        <w:rPr>
+          <w:rFonts w:ascii="Calibri" w:hAnsi="Calibri"/>
+          <w:b/>
+          <w:color w:val="1F3864"/>
+          <w:sz w:val="20"/>
+        </w:rPr>
+        <w:t>3. Desglose por dimensión</w:t>
+      </w:r>
+    </w:p>
+    <w:p>
+      <w:pPr>
+        <w:spacing w:before="20" w:after="20"/>
+        <w:ind w:left="283"/>
+      </w:pPr>
+      <w:r>
+        <w:rPr>
+          <w:rFonts w:ascii="Calibri" w:hAnsi="Calibri"/>
+          <w:b/>
+          <w:color w:val="1C2535"/>
+          <w:sz w:val="19"/>
+        </w:rPr>
+        <w:t xml:space="preserve">Dim. I  — Volatilidad (peso 35 %): </w:t>
+      </w:r>
+      <w:r>
+        <w:rPr>
+          <w:rFonts w:ascii="Calibri" w:hAnsi="Calibri"/>
+          <w:color w:val="1C2535"/>
+          <w:sz w:val="19"/>
+        </w:rPr>
+        <w:t>5 / 8 brutos → 21,88 / 35 ponderados · 62,5 % de riesgo en la dimensión</w:t>
+      </w:r>
+    </w:p>
+    <w:p>
+      <w:pPr>
+        <w:spacing w:before="20" w:after="20"/>
+        <w:ind w:left="283"/>
+      </w:pPr>
+      <w:r>
+        <w:rPr>
+          <w:rFonts w:ascii="Calibri" w:hAnsi="Calibri"/>
+          <w:b/>
+          <w:color w:val="1C2535"/>
+          <w:sz w:val="19"/>
+        </w:rPr>
+        <w:t xml:space="preserve">Dim. II — Custodia y Trazabilidad (peso 30 %): </w:t>
+      </w:r>
+      <w:r>
+        <w:rPr>
+          <w:rFonts w:ascii="Calibri" w:hAnsi="Calibri"/>
+          <w:color w:val="1C2535"/>
+          <w:sz w:val="19"/>
+        </w:rPr>
+        <w:t>3 / 6 brutos → 15,00 / 30 ponderados · 50,0 % de riesgo en la dimensión</w:t>
+      </w:r>
+    </w:p>
+    <w:p>
+      <w:pPr>
+        <w:spacing w:before="20" w:after="20"/>
+        <w:ind w:left="283"/>
+      </w:pPr>
+      <w:r>
+        <w:rPr>
+          <w:rFonts w:ascii="Calibri" w:hAnsi="Calibri"/>
+          <w:b/>
+          <w:color w:val="1C2535"/>
+          <w:sz w:val="19"/>
+        </w:rPr>
+        <w:t xml:space="preserve">Dim. III — Contexto Operativo Policial (peso 35 %): </w:t>
+      </w:r>
+      <w:r>
+        <w:rPr>
+          <w:rFonts w:ascii="Calibri" w:hAnsi="Calibri"/>
+          <w:color w:val="1C2535"/>
+          <w:sz w:val="19"/>
+        </w:rPr>
+        <w:t>3 / 6 brutos → 21,87 / 35 ponderados · 50,0 % de riesgo en la dimensión</w:t>
+      </w:r>
+    </w:p>
+    <w:p>
+      <w:pPr>
+        <w:spacing w:before="20" w:after="20"/>
+        <w:ind w:left="283"/>
+      </w:pPr>
+      <w:r>
+        <w:rPr>
+          <w:rFonts w:ascii="Calibri" w:hAnsi="Calibri"/>
+          <w:b/>
+          <w:color w:val="1C2535"/>
+          <w:sz w:val="19"/>
+        </w:rPr>
+        <w:t xml:space="preserve">TOTAL: </w:t>
+      </w:r>
+      <w:r>
+        <w:rPr>
+          <w:rFonts w:ascii="Calibri" w:hAnsi="Calibri"/>
+          <w:color w:val="1C2535"/>
+          <w:sz w:val="19"/>
+        </w:rPr>
+        <w:t>58,75 / 100 — nivel ALTO (umbral 51–75)</w:t>
+      </w:r>
+    </w:p>
+    <w:p/>
+    <w:p>
+      <w:pPr>
+        <w:spacing w:before="120" w:after="40"/>
+      </w:pPr>
+      <w:r>
+        <w:rPr>
+          <w:rFonts w:ascii="Calibri" w:hAnsi="Calibri"/>
+          <w:b/>
+          <w:color w:val="1F3864"/>
+          <w:sz w:val="20"/>
+        </w:rPr>
+        <w:t>4. Protocolo policial de actuación — Nivel ALTO</w:t>
+      </w:r>
+    </w:p>
+    <w:p>
+      <w:pPr>
+        <w:spacing w:before="20" w:after="20"/>
+        <w:ind w:left="283"/>
+      </w:pPr>
+      <w:r>
+        <w:rPr>
+          <w:rFonts w:ascii="Calibri" w:hAnsi="Calibri"/>
+          <w:color w:val="1C2535"/>
+          <w:sz w:val="19"/>
+        </w:rPr>
+        <w:t>• Elevar propuesta motivada al Ministerio Fiscal en el plazo más breve posible para que inste la enajenación anticipada.</w:t>
+      </w:r>
+    </w:p>
+    <w:p>
+      <w:pPr>
+        <w:spacing w:before="20" w:after="20"/>
+        <w:ind w:left="283"/>
+      </w:pPr>
+      <w:r>
+        <w:rPr>
+          <w:rFonts w:ascii="Calibri" w:hAnsi="Calibri"/>
+          <w:color w:val="1C2535"/>
+          <w:sz w:val="19"/>
+        </w:rPr>
+        <w:t>• Solicitar perito especializado en activos digitales para reforzar la trazabilidad y el soporte técnico de la propuesta.</w:t>
+      </w:r>
+    </w:p>
+    <w:p>
+      <w:pPr>
+        <w:spacing w:before="20" w:after="20"/>
+        <w:ind w:left="283"/>
+      </w:pPr>
+      <w:r>
+        <w:rPr>
+          <w:rFonts w:ascii="Calibri" w:hAnsi="Calibri"/>
+          <w:color w:val="1C2535"/>
+          <w:sz w:val="19"/>
+        </w:rPr>
+        <w:t>• Valorar la enajenación anticipada del activo o su conversión a moneda fiduciaria estable conforme al art. 367 ter LECrim.</w:t>
+      </w:r>
+    </w:p>
+    <w:p>
+      <w:pPr>
+        <w:spacing w:before="20" w:after="20"/>
+        <w:ind w:left="283"/>
+      </w:pPr>
+      <w:r>
+        <w:rPr>
+          <w:rFonts w:ascii="Calibri" w:hAnsi="Calibri"/>
+          <w:color w:val="1C2535"/>
+          <w:sz w:val="19"/>
+        </w:rPr>
+        <w:t>• Realizar verificación inmediata del saldo en blockchain y documentar el estado actual de la custodia en acta formal.</w:t>
+      </w:r>
+    </w:p>
+    <w:p>
+      <w:pPr>
+        <w:spacing w:before="20" w:after="20"/>
+        <w:ind w:left="283"/>
+      </w:pPr>
+      <w:r>
+        <w:rPr>
+          <w:rFonts w:ascii="Calibri" w:hAnsi="Calibri"/>
+          <w:color w:val="1C2535"/>
+          <w:sz w:val="19"/>
+        </w:rPr>
+        <w:t>• Iniciar diligencias para obtener o asegurar las claves privadas si no están bajo control policial formalizado.</w:t>
+      </w:r>
+    </w:p>
+    <w:p>
+      <w:pPr>
+        <w:spacing w:before="20" w:after="20"/>
+        <w:ind w:left="283"/>
+      </w:pPr>
+      <w:r>
+        <w:rPr>
+          <w:rFonts w:ascii="Calibri" w:hAnsi="Calibri"/>
+          <w:color w:val="1C2535"/>
+          <w:sz w:val="19"/>
+        </w:rPr>
+        <w:t>• Notificar la situación al LAJ y al Ministerio Fiscal con el presente informe como soporte documental.</w:t>
+      </w:r>
+    </w:p>
+    <w:p/>
+    <w:p>
+      <w:pPr>
+        <w:spacing w:before="160" w:after="240"/>
+        <w:jc w:val="center"/>
+      </w:pPr>
+      <w:r>
+        <w:rPr>
+          <w:rFonts w:ascii="Calibri" w:hAnsi="Calibri"/>
+          <w:b w:val="0"/>
+          <w:i/>
+          <w:color w:val="4A5E72"/>
+          <w:sz w:val="16"/>
+        </w:rPr>
+        <w:t>Informe generado por MGRPIC v3.0 · Herramienta de apoyo a la decisión para unidades de Policía Judicial · Los resultados tienen carácter orientativo · No es una herramienta judicial</w:t>
+      </w:r>
+    </w:p>
+    <w:p>
+      <w:pPr>
         <w:spacing w:before="240" w:after="0"/>
         <w:jc w:val="center"/>
       </w:pPr>

--- a/mgrpic/ANEXO_MGRPIC.docx
+++ b/mgrpic/ANEXO_MGRPIC.docx
@@ -4418,6 +4418,970 @@
       </w:r>
     </w:p>
     <w:p>
+      <w:r>
+        <w:br w:type="page"/>
+      </w:r>
+    </w:p>
+    <w:p>
+      <w:pPr>
+        <w:spacing w:before="280" w:after="120"/>
+        <w:pBdr>
+          <w:bottom w:val="single" w:sz="6" w:color="1F3864"/>
+        </w:pBdr>
+      </w:pPr>
+      <w:r>
+        <w:rPr>
+          <w:rFonts w:ascii="Calibri" w:hAnsi="Calibri"/>
+          <w:b/>
+          <w:color w:val="1F3864"/>
+          <w:sz w:val="26"/>
+        </w:rPr>
+        <w:t>8. Apartado técnico: código y construcción de la herramienta</w:t>
+      </w:r>
+    </w:p>
+    <w:p>
+      <w:pPr>
+        <w:spacing w:before="0" w:after="160"/>
+        <w:jc w:val="left"/>
+      </w:pPr>
+      <w:r>
+        <w:rPr>
+          <w:rFonts w:ascii="Calibri" w:hAnsi="Calibri"/>
+          <w:b w:val="0"/>
+          <w:i w:val="0"/>
+          <w:color w:val="1C2535"/>
+          <w:sz w:val="20"/>
+        </w:rPr>
+        <w:t>La MGRPIC se ha construido como una aplicación web de página única (SPA) en HTML5, CSS3 y JavaScript puro, sin dependencias de frameworks ni librerías externas. El código fuente se distribuye en cinco archivos especializados que se empaquetan en un único archivo HTML autocontenido (MGRPIC.html) para su distribución.</w:t>
+      </w:r>
+    </w:p>
+    <w:p>
+      <w:pPr>
+        <w:spacing w:before="160" w:after="120"/>
+      </w:pPr>
+      <w:r>
+        <w:rPr>
+          <w:rFonts w:ascii="Calibri" w:hAnsi="Calibri"/>
+          <w:b/>
+          <w:color w:val="2E74B5"/>
+          <w:sz w:val="22"/>
+        </w:rPr>
+        <w:t>8.1  Arquitectura general</w:t>
+      </w:r>
+    </w:p>
+    <w:p>
+      <w:pPr>
+        <w:spacing w:before="0" w:after="120"/>
+        <w:jc w:val="left"/>
+      </w:pPr>
+      <w:r>
+        <w:rPr>
+          <w:rFonts w:ascii="Calibri" w:hAnsi="Calibri"/>
+          <w:b w:val="0"/>
+          <w:i w:val="0"/>
+          <w:color w:val="1C2535"/>
+          <w:sz w:val="20"/>
+        </w:rPr>
+        <w:t>La herramienta adopta el patrón IIFE (Immediately Invoked Function Expression) para encapsular cada módulo en su propio ámbito léxico, evitando colisiones de nombres en el espacio global. Cada módulo expone únicamente su API pública. El estado global de la evaluación se mantiene en memoria durante la sesión mediante un objeto plano compartido por el controlador de la aplicación:</w:t>
+      </w:r>
+    </w:p>
+    <w:p>
+      <w:pPr>
+        <w:spacing w:before="80" w:after="160"/>
+        <w:ind w:left="283"/>
+      </w:pPr>
+      <w:r>
+        <w:rPr>
+          <w:rFonts w:ascii="Courier New" w:hAnsi="Courier New"/>
+          <w:color w:val="1F3864"/>
+          <w:sz w:val="17"/>
+        </w:rPr>
+        <w:t>const estado = {</w:t>
+        <w:br/>
+        <w:t xml:space="preserve">    datosCaso:       {},   // Metadatos del caso (diligencias, unidad, fecha…)</w:t>
+        <w:br/>
+        <w:t xml:space="preserve">    respuestas:      {},   // { V1: 0|1|2, V2: …, C1: …, J1: … }</w:t>
+        <w:br/>
+        <w:t xml:space="preserve">    ultimoResultado: null, // Resultado de calculateScore() tras el paso 5</w:t>
+        <w:br/>
+        <w:t xml:space="preserve">    pantallaActual:  0     // Índice de la pantalla visible (0–6)</w:t>
+        <w:br/>
+        <w:t>};</w:t>
+      </w:r>
+    </w:p>
+    <w:p>
+      <w:pPr>
+        <w:spacing w:before="0" w:after="160"/>
+        <w:jc w:val="left"/>
+      </w:pPr>
+      <w:r>
+        <w:rPr>
+          <w:rFonts w:ascii="Calibri" w:hAnsi="Calibri"/>
+          <w:b w:val="0"/>
+          <w:i w:val="0"/>
+          <w:color w:val="1C2535"/>
+          <w:sz w:val="20"/>
+        </w:rPr>
+        <w:t>No se utiliza ningún sistema de enrutamiento, DOM virtual ni gestión reactiva de estado. La navegación entre pantallas se gestiona mostrando o ocultando secciones HTML mediante la clase CSS hidden, con transiciones de opacidad controladas por JavaScript.</w:t>
+      </w:r>
+    </w:p>
+    <w:p>
+      <w:pPr>
+        <w:spacing w:before="160" w:after="120"/>
+      </w:pPr>
+      <w:r>
+        <w:rPr>
+          <w:rFonts w:ascii="Calibri" w:hAnsi="Calibri"/>
+          <w:b/>
+          <w:color w:val="2E74B5"/>
+          <w:sz w:val="22"/>
+        </w:rPr>
+        <w:t>8.2  Estructura de archivos fuente</w:t>
+      </w:r>
+    </w:p>
+    <w:tbl>
+      <w:tblPr>
+        <w:tblStyle w:val="TableGrid"/>
+        <w:tblW w:type="auto" w:w="0"/>
+        <w:jc w:val="left"/>
+        <w:tblLook w:firstColumn="1" w:firstRow="1" w:lastColumn="0" w:lastRow="0" w:noHBand="0" w:noVBand="1" w:val="04A0"/>
+      </w:tblPr>
+      <w:tblGrid>
+        <w:gridCol w:w="3024"/>
+        <w:gridCol w:w="3024"/>
+        <w:gridCol w:w="3024"/>
+      </w:tblGrid>
+      <w:tr>
+        <w:tc>
+          <w:tcPr>
+            <w:tcW w:type="dxa" w:w="1984"/>
+            <w:shd w:val="clear" w:color="auto" w:fill="1F3864"/>
+          </w:tcPr>
+          <w:p>
+            <w:pPr>
+              <w:spacing w:before="60" w:after="60"/>
+              <w:jc w:val="center"/>
+            </w:pPr>
+            <w:r>
+              <w:rPr>
+                <w:rFonts w:ascii="Calibri" w:hAnsi="Calibri"/>
+                <w:b/>
+                <w:color w:val="FFFFFF"/>
+                <w:sz w:val="18"/>
+              </w:rPr>
+              <w:t>Archivo</w:t>
+            </w:r>
+          </w:p>
+        </w:tc>
+        <w:tc>
+          <w:tcPr>
+            <w:tcW w:type="dxa" w:w="1247"/>
+            <w:shd w:val="clear" w:color="auto" w:fill="1F3864"/>
+          </w:tcPr>
+          <w:p>
+            <w:pPr>
+              <w:spacing w:before="60" w:after="60"/>
+              <w:jc w:val="center"/>
+            </w:pPr>
+            <w:r>
+              <w:rPr>
+                <w:rFonts w:ascii="Calibri" w:hAnsi="Calibri"/>
+                <w:b/>
+                <w:color w:val="FFFFFF"/>
+                <w:sz w:val="18"/>
+              </w:rPr>
+              <w:t>Tamaño</w:t>
+            </w:r>
+          </w:p>
+        </w:tc>
+        <w:tc>
+          <w:tcPr>
+            <w:tcW w:type="dxa" w:w="5556"/>
+            <w:shd w:val="clear" w:color="auto" w:fill="1F3864"/>
+          </w:tcPr>
+          <w:p>
+            <w:pPr>
+              <w:spacing w:before="60" w:after="60"/>
+              <w:jc w:val="center"/>
+            </w:pPr>
+            <w:r>
+              <w:rPr>
+                <w:rFonts w:ascii="Calibri" w:hAnsi="Calibri"/>
+                <w:b/>
+                <w:color w:val="FFFFFF"/>
+                <w:sz w:val="18"/>
+              </w:rPr>
+              <w:t>Responsabilidad</w:t>
+            </w:r>
+          </w:p>
+        </w:tc>
+      </w:tr>
+      <w:tr>
+        <w:tc>
+          <w:tcPr>
+            <w:tcW w:type="dxa" w:w="1984"/>
+            <w:shd w:val="clear" w:color="auto" w:fill="E6EFF8"/>
+          </w:tcPr>
+          <w:p>
+            <w:pPr>
+              <w:spacing w:before="60" w:after="60"/>
+              <w:jc w:val="center"/>
+            </w:pPr>
+            <w:r>
+              <w:rPr>
+                <w:rFonts w:ascii="Courier New" w:hAnsi="Courier New"/>
+                <w:b/>
+                <w:color w:val="1F3864"/>
+                <w:sz w:val="18"/>
+              </w:rPr>
+              <w:t>index.html</w:t>
+            </w:r>
+          </w:p>
+        </w:tc>
+        <w:tc>
+          <w:tcPr>
+            <w:tcW w:type="dxa" w:w="1247"/>
+          </w:tcPr>
+          <w:p>
+            <w:pPr>
+              <w:spacing w:before="60" w:after="60"/>
+              <w:jc w:val="center"/>
+            </w:pPr>
+            <w:r>
+              <w:rPr>
+                <w:rFonts w:ascii="Calibri" w:hAnsi="Calibri"/>
+                <w:b w:val="0"/>
+                <w:color w:val="1C2535"/>
+                <w:sz w:val="18"/>
+              </w:rPr>
+              <w:t>~320 líneas</w:t>
+            </w:r>
+          </w:p>
+        </w:tc>
+        <w:tc>
+          <w:tcPr>
+            <w:tcW w:type="dxa" w:w="5556"/>
+          </w:tcPr>
+          <w:p>
+            <w:pPr>
+              <w:spacing w:before="60" w:after="60"/>
+            </w:pPr>
+            <w:r>
+              <w:rPr>
+                <w:rFonts w:ascii="Calibri" w:hAnsi="Calibri"/>
+                <w:b w:val="0"/>
+                <w:color w:val="1C2535"/>
+                <w:sz w:val="18"/>
+              </w:rPr>
+              <w:t>Estructura HTML de las siete pantallas. Las pantallas 2 a 6 se renderizan dinámicamente mediante JavaScript; solo la pantalla 0 (inicio) y la 1 (datos del caso) están maquetadas estáticamente.</w:t>
+            </w:r>
+          </w:p>
+        </w:tc>
+      </w:tr>
+      <w:tr>
+        <w:tc>
+          <w:tcPr>
+            <w:tcW w:type="dxa" w:w="1984"/>
+            <w:shd w:val="clear" w:color="auto" w:fill="E6EFF8"/>
+          </w:tcPr>
+          <w:p>
+            <w:pPr>
+              <w:spacing w:before="60" w:after="60"/>
+              <w:jc w:val="center"/>
+            </w:pPr>
+            <w:r>
+              <w:rPr>
+                <w:rFonts w:ascii="Courier New" w:hAnsi="Courier New"/>
+                <w:b/>
+                <w:color w:val="1F3864"/>
+                <w:sz w:val="18"/>
+              </w:rPr>
+              <w:t>css/styles.css</w:t>
+            </w:r>
+          </w:p>
+        </w:tc>
+        <w:tc>
+          <w:tcPr>
+            <w:tcW w:type="dxa" w:w="1247"/>
+          </w:tcPr>
+          <w:p>
+            <w:pPr>
+              <w:spacing w:before="60" w:after="60"/>
+              <w:jc w:val="center"/>
+            </w:pPr>
+            <w:r>
+              <w:rPr>
+                <w:rFonts w:ascii="Calibri" w:hAnsi="Calibri"/>
+                <w:b w:val="0"/>
+                <w:color w:val="1C2535"/>
+                <w:sz w:val="18"/>
+              </w:rPr>
+              <w:t>~1 443 líneas</w:t>
+            </w:r>
+          </w:p>
+        </w:tc>
+        <w:tc>
+          <w:tcPr>
+            <w:tcW w:type="dxa" w:w="5556"/>
+          </w:tcPr>
+          <w:p>
+            <w:pPr>
+              <w:spacing w:before="60" w:after="60"/>
+            </w:pPr>
+            <w:r>
+              <w:rPr>
+                <w:rFonts w:ascii="Calibri" w:hAnsi="Calibri"/>
+                <w:b w:val="0"/>
+                <w:color w:val="1C2535"/>
+                <w:sz w:val="18"/>
+              </w:rPr>
+              <w:t>Hoja de estilos completa: layout de cabecera y pantallas, tarjetas de indicadores, tabla de resultados, estilos de impresión (@media print) y paleta de colores institucional.</w:t>
+            </w:r>
+          </w:p>
+        </w:tc>
+      </w:tr>
+      <w:tr>
+        <w:tc>
+          <w:tcPr>
+            <w:tcW w:type="dxa" w:w="1984"/>
+            <w:shd w:val="clear" w:color="auto" w:fill="E6EFF8"/>
+          </w:tcPr>
+          <w:p>
+            <w:pPr>
+              <w:spacing w:before="60" w:after="60"/>
+              <w:jc w:val="center"/>
+            </w:pPr>
+            <w:r>
+              <w:rPr>
+                <w:rFonts w:ascii="Courier New" w:hAnsi="Courier New"/>
+                <w:b/>
+                <w:color w:val="1F3864"/>
+                <w:sz w:val="18"/>
+              </w:rPr>
+              <w:t>js/data.js</w:t>
+            </w:r>
+          </w:p>
+        </w:tc>
+        <w:tc>
+          <w:tcPr>
+            <w:tcW w:type="dxa" w:w="1247"/>
+          </w:tcPr>
+          <w:p>
+            <w:pPr>
+              <w:spacing w:before="60" w:after="60"/>
+              <w:jc w:val="center"/>
+            </w:pPr>
+            <w:r>
+              <w:rPr>
+                <w:rFonts w:ascii="Calibri" w:hAnsi="Calibri"/>
+                <w:b w:val="0"/>
+                <w:color w:val="1C2535"/>
+                <w:sz w:val="18"/>
+              </w:rPr>
+              <w:t>~297 líneas</w:t>
+            </w:r>
+          </w:p>
+        </w:tc>
+        <w:tc>
+          <w:tcPr>
+            <w:tcW w:type="dxa" w:w="5556"/>
+          </w:tcPr>
+          <w:p>
+            <w:pPr>
+              <w:spacing w:before="60" w:after="60"/>
+            </w:pPr>
+            <w:r>
+              <w:rPr>
+                <w:rFonts w:ascii="Calibri" w:hAnsi="Calibri"/>
+                <w:b w:val="0"/>
+                <w:color w:val="1C2535"/>
+                <w:sz w:val="18"/>
+              </w:rPr>
+              <w:t>Definición canónica y estática de dimensiones, indicadores, opciones de respuesta y escala de riesgo. Actúa como única fuente de verdad del modelo. Cualquier modificación de ponderaciones o indicadores se realiza exclusivamente en este archivo.</w:t>
+            </w:r>
+          </w:p>
+        </w:tc>
+      </w:tr>
+      <w:tr>
+        <w:tc>
+          <w:tcPr>
+            <w:tcW w:type="dxa" w:w="1984"/>
+            <w:shd w:val="clear" w:color="auto" w:fill="E6EFF8"/>
+          </w:tcPr>
+          <w:p>
+            <w:pPr>
+              <w:spacing w:before="60" w:after="60"/>
+              <w:jc w:val="center"/>
+            </w:pPr>
+            <w:r>
+              <w:rPr>
+                <w:rFonts w:ascii="Courier New" w:hAnsi="Courier New"/>
+                <w:b/>
+                <w:color w:val="1F3864"/>
+                <w:sz w:val="18"/>
+              </w:rPr>
+              <w:t>js/scoring.js</w:t>
+            </w:r>
+          </w:p>
+        </w:tc>
+        <w:tc>
+          <w:tcPr>
+            <w:tcW w:type="dxa" w:w="1247"/>
+          </w:tcPr>
+          <w:p>
+            <w:pPr>
+              <w:spacing w:before="60" w:after="60"/>
+              <w:jc w:val="center"/>
+            </w:pPr>
+            <w:r>
+              <w:rPr>
+                <w:rFonts w:ascii="Calibri" w:hAnsi="Calibri"/>
+                <w:b w:val="0"/>
+                <w:color w:val="1C2535"/>
+                <w:sz w:val="18"/>
+              </w:rPr>
+              <w:t>~305 líneas</w:t>
+            </w:r>
+          </w:p>
+        </w:tc>
+        <w:tc>
+          <w:tcPr>
+            <w:tcW w:type="dxa" w:w="5556"/>
+          </w:tcPr>
+          <w:p>
+            <w:pPr>
+              <w:spacing w:before="60" w:after="60"/>
+            </w:pPr>
+            <w:r>
+              <w:rPr>
+                <w:rFonts w:ascii="Calibri" w:hAnsi="Calibri"/>
+                <w:b w:val="0"/>
+                <w:color w:val="1C2535"/>
+                <w:sz w:val="18"/>
+              </w:rPr>
+              <w:t>Motor de cálculo. Implementa calculateScore(), validateAnswers() y los alias de compatibilidad. Independiente de la interfaz: recibe el objeto de respuestas y devuelve puntuaciones detalladas por dimensión, total ponderado, nivel de riesgo y orientaciones.</w:t>
+            </w:r>
+          </w:p>
+        </w:tc>
+      </w:tr>
+      <w:tr>
+        <w:tc>
+          <w:tcPr>
+            <w:tcW w:type="dxa" w:w="1984"/>
+            <w:shd w:val="clear" w:color="auto" w:fill="E6EFF8"/>
+          </w:tcPr>
+          <w:p>
+            <w:pPr>
+              <w:spacing w:before="60" w:after="60"/>
+              <w:jc w:val="center"/>
+            </w:pPr>
+            <w:r>
+              <w:rPr>
+                <w:rFonts w:ascii="Courier New" w:hAnsi="Courier New"/>
+                <w:b/>
+                <w:color w:val="1F3864"/>
+                <w:sz w:val="18"/>
+              </w:rPr>
+              <w:t>js/report.js</w:t>
+            </w:r>
+          </w:p>
+        </w:tc>
+        <w:tc>
+          <w:tcPr>
+            <w:tcW w:type="dxa" w:w="1247"/>
+          </w:tcPr>
+          <w:p>
+            <w:pPr>
+              <w:spacing w:before="60" w:after="60"/>
+              <w:jc w:val="center"/>
+            </w:pPr>
+            <w:r>
+              <w:rPr>
+                <w:rFonts w:ascii="Calibri" w:hAnsi="Calibri"/>
+                <w:b w:val="0"/>
+                <w:color w:val="1C2535"/>
+                <w:sz w:val="18"/>
+              </w:rPr>
+              <w:t>~400 líneas</w:t>
+            </w:r>
+          </w:p>
+        </w:tc>
+        <w:tc>
+          <w:tcPr>
+            <w:tcW w:type="dxa" w:w="5556"/>
+          </w:tcPr>
+          <w:p>
+            <w:pPr>
+              <w:spacing w:before="60" w:after="60"/>
+            </w:pPr>
+            <w:r>
+              <w:rPr>
+                <w:rFonts w:ascii="Calibri" w:hAnsi="Calibri"/>
+                <w:b w:val="0"/>
+                <w:color w:val="1C2535"/>
+                <w:sz w:val="18"/>
+              </w:rPr>
+              <w:t>Generador del informe HTML. Construye el marcado del informe final a partir del resultado de scoring.js e incluye la lógica de impresión y copia al portapapeles.</w:t>
+            </w:r>
+          </w:p>
+        </w:tc>
+      </w:tr>
+      <w:tr>
+        <w:tc>
+          <w:tcPr>
+            <w:tcW w:type="dxa" w:w="1984"/>
+            <w:shd w:val="clear" w:color="auto" w:fill="E6EFF8"/>
+          </w:tcPr>
+          <w:p>
+            <w:pPr>
+              <w:spacing w:before="60" w:after="60"/>
+              <w:jc w:val="center"/>
+            </w:pPr>
+            <w:r>
+              <w:rPr>
+                <w:rFonts w:ascii="Courier New" w:hAnsi="Courier New"/>
+                <w:b/>
+                <w:color w:val="1F3864"/>
+                <w:sz w:val="18"/>
+              </w:rPr>
+              <w:t>js/app.js</w:t>
+            </w:r>
+          </w:p>
+        </w:tc>
+        <w:tc>
+          <w:tcPr>
+            <w:tcW w:type="dxa" w:w="1247"/>
+          </w:tcPr>
+          <w:p>
+            <w:pPr>
+              <w:spacing w:before="60" w:after="60"/>
+              <w:jc w:val="center"/>
+            </w:pPr>
+            <w:r>
+              <w:rPr>
+                <w:rFonts w:ascii="Calibri" w:hAnsi="Calibri"/>
+                <w:b w:val="0"/>
+                <w:color w:val="1C2535"/>
+                <w:sz w:val="18"/>
+              </w:rPr>
+              <w:t>~782 líneas</w:t>
+            </w:r>
+          </w:p>
+        </w:tc>
+        <w:tc>
+          <w:tcPr>
+            <w:tcW w:type="dxa" w:w="5556"/>
+          </w:tcPr>
+          <w:p>
+            <w:pPr>
+              <w:spacing w:before="60" w:after="60"/>
+            </w:pPr>
+            <w:r>
+              <w:rPr>
+                <w:rFonts w:ascii="Calibri" w:hAnsi="Calibri"/>
+                <w:b w:val="0"/>
+                <w:color w:val="1C2535"/>
+                <w:sz w:val="18"/>
+              </w:rPr>
+              <w:t>Controlador principal. Gestiona la navegación entre pantallas, renderiza las dimensiones e indicadores, captura las respuestas del usuario, actualiza el indicador de progreso global y coordina la llamada a scoring.js y report.js.</w:t>
+            </w:r>
+          </w:p>
+        </w:tc>
+      </w:tr>
+    </w:tbl>
+    <w:p/>
+    <w:p>
+      <w:pPr>
+        <w:spacing w:before="160" w:after="120"/>
+      </w:pPr>
+      <w:r>
+        <w:rPr>
+          <w:rFonts w:ascii="Calibri" w:hAnsi="Calibri"/>
+          <w:b/>
+          <w:color w:val="2E74B5"/>
+          <w:sz w:val="22"/>
+        </w:rPr>
+        <w:t>8.3  Motor de cálculo — scoring.js</w:t>
+      </w:r>
+    </w:p>
+    <w:p>
+      <w:pPr>
+        <w:spacing w:before="0" w:after="120"/>
+        <w:jc w:val="left"/>
+      </w:pPr>
+      <w:r>
+        <w:rPr>
+          <w:rFonts w:ascii="Calibri" w:hAnsi="Calibri"/>
+          <w:b w:val="0"/>
+          <w:i w:val="0"/>
+          <w:color w:val="1C2535"/>
+          <w:sz w:val="20"/>
+        </w:rPr>
+        <w:t>El módulo MGRPICScoring implementa la lógica de puntuación de forma completamente independiente de la interfaz. La función principal calculateScore() itera sobre las dimensiones definidas en data.js, aplica el factor de ponderación de cada una y acumula la puntuación total:</w:t>
+      </w:r>
+    </w:p>
+    <w:p>
+      <w:pPr>
+        <w:spacing w:before="80" w:after="160"/>
+        <w:ind w:left="283"/>
+      </w:pPr>
+      <w:r>
+        <w:rPr>
+          <w:rFonts w:ascii="Courier New" w:hAnsi="Courier New"/>
+          <w:color w:val="1F3864"/>
+          <w:sz w:val="17"/>
+        </w:rPr>
+        <w:t>// Fórmulas de ponderación</w:t>
+        <w:br/>
+        <w:t>Dim I  (Volatilidad)          = (V1+V2+V3+V4) × 4,375   → máx. 35 pts</w:t>
+        <w:br/>
+        <w:t>Dim II (Custodia)             = (C1+C2+C3)    × 5,000   → máx. 30 pts</w:t>
+        <w:br/>
+        <w:t>Dim III (Contexto policial)   = (J1+J2+J3)    × 5,833…  → máx. 35 pts</w:t>
+        <w:br/>
+        <w:t>─────────────────────────────────────────────────────────</w:t>
+        <w:br/>
+        <w:t>TOTAL = Dim I + Dim II + Dim III               → escala 0–100</w:t>
+        <w:br/>
+        <w:br/>
+        <w:t>// Factor exacto D3: 35/6 (JavaScript evalúa en tiempo de análisis)</w:t>
+        <w:br/>
+        <w:t>// Verificación: 6 × (35/6) = 35 exacto; suma de máximos = 35+30+35 = 100 ✓</w:t>
+      </w:r>
+    </w:p>
+    <w:p>
+      <w:pPr>
+        <w:spacing w:before="0" w:after="160"/>
+        <w:jc w:val="left"/>
+      </w:pPr>
+      <w:r>
+        <w:rPr>
+          <w:rFonts w:ascii="Calibri" w:hAnsi="Calibri"/>
+          <w:b w:val="0"/>
+          <w:i w:val="0"/>
+          <w:color w:val="1C2535"/>
+          <w:sz w:val="20"/>
+        </w:rPr>
+        <w:t>La API pública del módulo expone también validateAnswers() —que bloquea el avance a resultados si algún indicador no ha sido respondido— y funciones auxiliares para calcular el porcentaje de completitud del formulario en tiempo real.</w:t>
+      </w:r>
+    </w:p>
+    <w:p>
+      <w:pPr>
+        <w:spacing w:before="160" w:after="120"/>
+      </w:pPr>
+      <w:r>
+        <w:rPr>
+          <w:rFonts w:ascii="Calibri" w:hAnsi="Calibri"/>
+          <w:b/>
+          <w:color w:val="2E74B5"/>
+          <w:sz w:val="22"/>
+        </w:rPr>
+        <w:t>8.4  Controlador de navegación — app.js</w:t>
+      </w:r>
+    </w:p>
+    <w:p>
+      <w:pPr>
+        <w:spacing w:before="0" w:after="120"/>
+        <w:jc w:val="left"/>
+      </w:pPr>
+      <w:r>
+        <w:rPr>
+          <w:rFonts w:ascii="Calibri" w:hAnsi="Calibri"/>
+          <w:b w:val="0"/>
+          <w:i w:val="0"/>
+          <w:color w:val="1C2535"/>
+          <w:sz w:val="20"/>
+        </w:rPr>
+        <w:t>El objeto global App expone la API de navegación de la herramienta. La función irA(n) gestiona la transición entre las siete pantallas de la aplicación aplicando las siguientes reglas de negocio:</w:t>
+      </w:r>
+    </w:p>
+    <w:p>
+      <w:pPr>
+        <w:pStyle w:val="ListBullet"/>
+        <w:spacing w:before="20" w:after="60"/>
+        <w:ind w:left="283"/>
+      </w:pPr>
+      <w:r>
+        <w:rPr>
+          <w:rFonts w:ascii="Calibri" w:hAnsi="Calibri"/>
+          <w:color w:val="1C2535"/>
+          <w:sz w:val="20"/>
+        </w:rPr>
+        <w:t>Pantallas 0 y 1 (inicio / datos del caso): acceso libre.</w:t>
+      </w:r>
+    </w:p>
+    <w:p>
+      <w:pPr>
+        <w:pStyle w:val="ListBullet"/>
+        <w:spacing w:before="20" w:after="60"/>
+        <w:ind w:left="283"/>
+      </w:pPr>
+      <w:r>
+        <w:rPr>
+          <w:rFonts w:ascii="Calibri" w:hAnsi="Calibri"/>
+          <w:color w:val="1C2535"/>
+          <w:sz w:val="20"/>
+        </w:rPr>
+        <w:t>Pantallas 2, 3 y 4 (dimensiones I–III): se renderiza la dimensión correspondiente en la primera visita; la validación de indicadores se realiza al intentar avanzar a la pantalla siguiente, bloqueando el avance si algún indicador de la dimensión actual no ha sido respondido.</w:t>
+      </w:r>
+    </w:p>
+    <w:p>
+      <w:pPr>
+        <w:pStyle w:val="ListBullet"/>
+        <w:spacing w:before="20" w:after="60"/>
+        <w:ind w:left="283"/>
+      </w:pPr>
+      <w:r>
+        <w:rPr>
+          <w:rFonts w:ascii="Calibri" w:hAnsi="Calibri"/>
+          <w:color w:val="1C2535"/>
+          <w:sz w:val="20"/>
+        </w:rPr>
+        <w:t>Pantalla 5 (resultados): se llama a MGRPICScoring.calculateScore() y se renderiza el panel de resultados con el desglose por dimensión, los factores de mayor riesgo y el protocolo policial de actuación.</w:t>
+      </w:r>
+    </w:p>
+    <w:p>
+      <w:pPr>
+        <w:pStyle w:val="ListBullet"/>
+        <w:spacing w:before="20" w:after="60"/>
+        <w:ind w:left="283"/>
+      </w:pPr>
+      <w:r>
+        <w:rPr>
+          <w:rFonts w:ascii="Calibri" w:hAnsi="Calibri"/>
+          <w:color w:val="1C2535"/>
+          <w:sz w:val="20"/>
+        </w:rPr>
+        <w:t>Pantalla 6 (informe): se llama a MGRPICReport.generarHTML() con el resultado de scoring y los datos del caso para producir el informe final imprimible.</w:t>
+      </w:r>
+    </w:p>
+    <w:p/>
+    <w:p>
+      <w:pPr>
+        <w:spacing w:before="160" w:after="120"/>
+      </w:pPr>
+      <w:r>
+        <w:rPr>
+          <w:rFonts w:ascii="Calibri" w:hAnsi="Calibri"/>
+          <w:b/>
+          <w:color w:val="2E74B5"/>
+          <w:sz w:val="22"/>
+        </w:rPr>
+        <w:t>8.5  Proceso de empaquetado: generación de MGRPIC.html</w:t>
+      </w:r>
+    </w:p>
+    <w:p>
+      <w:pPr>
+        <w:spacing w:before="0" w:after="120"/>
+        <w:jc w:val="left"/>
+      </w:pPr>
+      <w:r>
+        <w:rPr>
+          <w:rFonts w:ascii="Calibri" w:hAnsi="Calibri"/>
+          <w:b w:val="0"/>
+          <w:i w:val="0"/>
+          <w:color w:val="1C2535"/>
+          <w:sz w:val="20"/>
+        </w:rPr>
+        <w:t>Para la distribución se genera un único archivo HTML autocontenido (MGRPIC.html) mediante un script Python que inlinea la hoja de estilos y los cuatro módulos JavaScript directamente en el HTML, sustituyendo las etiquetas &lt;link&gt; y &lt;script src="…"&gt; por bloques &lt;style&gt; y &lt;script&gt; con el contenido de cada archivo. El resultado es un archivo de ~3 200 líneas que funciona en cualquier navegador sin necesidad de servidor web, conexión a internet ni instalación de software adicional.</w:t>
+      </w:r>
+    </w:p>
+    <w:p>
+      <w:pPr>
+        <w:spacing w:before="80" w:after="160"/>
+        <w:ind w:left="283"/>
+      </w:pPr>
+      <w:r>
+        <w:rPr>
+          <w:rFonts w:ascii="Courier New" w:hAnsi="Courier New"/>
+          <w:color w:val="1F3864"/>
+          <w:sz w:val="17"/>
+        </w:rPr>
+        <w:t># Fragmento del script de empaquetado (Python)</w:t>
+        <w:br/>
+        <w:t>with open('index.html') as f: html = f.read()</w:t>
+        <w:br/>
+        <w:t>with open('css/styles.css') as f: css = f.read()</w:t>
+        <w:br/>
+        <w:t>with open('js/data.js')    as f: data = f.read()</w:t>
+        <w:br/>
+        <w:t>with open('js/scoring.js') as f: scoring = f.read()</w:t>
+        <w:br/>
+        <w:t>with open('js/report.js')  as f: report = f.read()</w:t>
+        <w:br/>
+        <w:t>with open('js/app.js')     as f: app = f.read()</w:t>
+        <w:br/>
+        <w:br/>
+        <w:t>html = html.replace('&lt;link rel="stylesheet" href="css/styles.css" /&gt;',</w:t>
+        <w:br/>
+        <w:t xml:space="preserve">                    f'&lt;style&gt;\n{css}\n&lt;/style&gt;')</w:t>
+        <w:br/>
+        <w:t>html = html.replace('&lt;script src="js/data.js"&gt;&lt;/script&gt;',</w:t>
+        <w:br/>
+        <w:t xml:space="preserve">                    f'&lt;script&gt;\n{data}\n&lt;/script&gt;')</w:t>
+        <w:br/>
+        <w:t># … ídem para scoring.js, report.js y app.js</w:t>
+        <w:br/>
+        <w:br/>
+        <w:t>with open('MGRPIC.html', 'w') as f: f.write(html)</w:t>
+      </w:r>
+    </w:p>
+    <w:p>
+      <w:pPr>
+        <w:spacing w:before="160" w:after="120"/>
+      </w:pPr>
+      <w:r>
+        <w:rPr>
+          <w:rFonts w:ascii="Calibri" w:hAnsi="Calibri"/>
+          <w:b/>
+          <w:color w:val="2E74B5"/>
+          <w:sz w:val="22"/>
+        </w:rPr>
+        <w:t>8.6  Decisiones de diseño relevantes</w:t>
+      </w:r>
+    </w:p>
+    <w:p>
+      <w:pPr>
+        <w:spacing w:before="100" w:after="20"/>
+      </w:pPr>
+      <w:r>
+        <w:rPr>
+          <w:rFonts w:ascii="Calibri" w:hAnsi="Calibri"/>
+          <w:b/>
+          <w:color w:val="2E74B5"/>
+          <w:sz w:val="20"/>
+        </w:rPr>
+        <w:t>Sin frameworks ni dependencias</w:t>
+      </w:r>
+    </w:p>
+    <w:p>
+      <w:pPr>
+        <w:spacing w:before="0" w:after="80"/>
+        <w:ind w:left="283"/>
+      </w:pPr>
+      <w:r>
+        <w:rPr>
+          <w:rFonts w:ascii="Calibri" w:hAnsi="Calibri"/>
+          <w:color w:val="1C2535"/>
+          <w:sz w:val="20"/>
+        </w:rPr>
+        <w:t>La ausencia de React, Vue, Angular o cualquier librería de terceros garantiza que la herramienta no quede obsoleta por cambios en dependencias externas y puede ejecutarse en entornos con acceso a internet restringido, habitual en redes policiales.</w:t>
+      </w:r>
+    </w:p>
+    <w:p>
+      <w:pPr>
+        <w:spacing w:before="100" w:after="20"/>
+      </w:pPr>
+      <w:r>
+        <w:rPr>
+          <w:rFonts w:ascii="Calibri" w:hAnsi="Calibri"/>
+          <w:b/>
+          <w:color w:val="2E74B5"/>
+          <w:sz w:val="20"/>
+        </w:rPr>
+        <w:t>Módulo de datos como única fuente de verdad</w:t>
+      </w:r>
+    </w:p>
+    <w:p>
+      <w:pPr>
+        <w:spacing w:before="0" w:after="80"/>
+        <w:ind w:left="283"/>
+      </w:pPr>
+      <w:r>
+        <w:rPr>
+          <w:rFonts w:ascii="Calibri" w:hAnsi="Calibri"/>
+          <w:color w:val="1C2535"/>
+          <w:sz w:val="20"/>
+        </w:rPr>
+        <w:t>Toda la definición de indicadores, ponderaciones y escala de riesgo reside en data.js. Scoring.js y report.js leen los datos de este módulo; ningún valor de ponderación está duplicado en el código. Esto permite modificar la matriz (añadir un indicador, cambiar un factor) editando un único archivo.</w:t>
+      </w:r>
+    </w:p>
+    <w:p>
+      <w:pPr>
+        <w:spacing w:before="100" w:after="20"/>
+      </w:pPr>
+      <w:r>
+        <w:rPr>
+          <w:rFonts w:ascii="Calibri" w:hAnsi="Calibri"/>
+          <w:b/>
+          <w:color w:val="2E74B5"/>
+          <w:sz w:val="20"/>
+        </w:rPr>
+        <w:t>Privacidad por diseño</w:t>
+      </w:r>
+    </w:p>
+    <w:p>
+      <w:pPr>
+        <w:spacing w:before="0" w:after="80"/>
+        <w:ind w:left="283"/>
+      </w:pPr>
+      <w:r>
+        <w:rPr>
+          <w:rFonts w:ascii="Calibri" w:hAnsi="Calibri"/>
+          <w:color w:val="1C2535"/>
+          <w:sz w:val="20"/>
+        </w:rPr>
+        <w:t>Ningún dato introducido por el usuario abandona el dispositivo. No hay llamadas a APIs externas, cookies, almacenamiento local (localStorage/sessionStorage) ni analítica. El estado se mantiene exclusivamente en la memoria RAM de la pestaña del navegador y desaparece al cerrarla.</w:t>
+      </w:r>
+    </w:p>
+    <w:p>
+      <w:pPr>
+        <w:spacing w:before="100" w:after="20"/>
+      </w:pPr>
+      <w:r>
+        <w:rPr>
+          <w:rFonts w:ascii="Calibri" w:hAnsi="Calibri"/>
+          <w:b/>
+          <w:color w:val="2E74B5"/>
+          <w:sz w:val="20"/>
+        </w:rPr>
+        <w:t>CSS de impresión (@media print)</w:t>
+      </w:r>
+    </w:p>
+    <w:p>
+      <w:pPr>
+        <w:spacing w:before="0" w:after="80"/>
+        <w:ind w:left="283"/>
+      </w:pPr>
+      <w:r>
+        <w:rPr>
+          <w:rFonts w:ascii="Calibri" w:hAnsi="Calibri"/>
+          <w:color w:val="1C2535"/>
+          <w:sz w:val="20"/>
+        </w:rPr>
+        <w:t>La hoja de estilos incluye reglas específicas para impresión que ocultan la navegación, la cabecera y los controles, y aplican márgenes y tipografía adecuados para el formato papel A4, permitiendo generar un PDF imprimible directamente desde el navegador.</w:t>
+      </w:r>
+    </w:p>
+    <w:p>
+      <w:pPr>
+        <w:spacing w:before="100" w:after="20"/>
+      </w:pPr>
+      <w:r>
+        <w:rPr>
+          <w:rFonts w:ascii="Calibri" w:hAnsi="Calibri"/>
+          <w:b/>
+          <w:color w:val="2E74B5"/>
+          <w:sz w:val="20"/>
+        </w:rPr>
+        <w:t>Validación estricta antes de resultados</w:t>
+      </w:r>
+    </w:p>
+    <w:p>
+      <w:pPr>
+        <w:spacing w:before="0" w:after="80"/>
+        <w:ind w:left="283"/>
+      </w:pPr>
+      <w:r>
+        <w:rPr>
+          <w:rFonts w:ascii="Calibri" w:hAnsi="Calibri"/>
+          <w:color w:val="1C2535"/>
+          <w:sz w:val="20"/>
+        </w:rPr>
+        <w:t>La función validateAnswers() impide avanzar a la pantalla de resultados si alguno de los 10 indicadores no ha sido respondido. La validación se realiza por dimensión al intentar navegar, con identificación visual de los indicadores pendientes.</w:t>
+      </w:r>
+    </w:p>
+    <w:p/>
+    <w:p>
       <w:pPr>
         <w:spacing w:before="240" w:after="0"/>
         <w:jc w:val="center"/>

--- a/mgrpic/ANEXO_MGRPIC.docx
+++ b/mgrpic/ANEXO_MGRPIC.docx
@@ -1805,7 +1805,7 @@
                 <w:b/>
                 <w:sz w:val="17"/>
               </w:rPr>
-              <w:t>Claridad de la cadena de responsabilidad sobre el activo incautado</w:t>
+              <w:t>Historial de incidencias de la unidad</w:t>
             </w:r>
           </w:p>
         </w:tc>
@@ -1824,7 +1824,7 @@
                 <w:b w:val="0"/>
                 <w:sz w:val="17"/>
               </w:rPr>
-              <w:t>Responsabilidad claramente atribuida al custodio institucional mediante contrato formal</w:t>
+              <w:t>Sin incidencias documentadas en intervenciones previas con activos digitales</w:t>
             </w:r>
           </w:p>
         </w:tc>
@@ -1843,7 +1843,7 @@
                 <w:b w:val="0"/>
                 <w:sz w:val="17"/>
               </w:rPr>
-              <w:t>Responsabilidad compartida entre LAJ y Policía Judicial con acta de entrega documentada</w:t>
+              <w:t>Algún antecedente de incidencia menor, documentado y resuelto</w:t>
             </w:r>
           </w:p>
         </w:tc>
@@ -1862,7 +1862,7 @@
                 <w:b w:val="0"/>
                 <w:sz w:val="17"/>
               </w:rPr>
-              <w:t>Custodia sin atribución clara de responsabilidad o sin documentación formal</w:t>
+              <w:t>Incidencias graves previas o ausencia total de registro histórico</w:t>
             </w:r>
           </w:p>
         </w:tc>
